--- a/TOS.docx
+++ b/TOS.docx
@@ -1,6 +1,6 @@
 
 <file path=word/document.xml><?xml version="1.0" encoding="utf-8"?>
-<w:document xmlns:wpc="http://schemas.microsoft.com/office/word/2010/wordprocessingCanvas" xmlns:cx="http://schemas.microsoft.com/office/drawing/2014/chartex" xmlns:cx1="http://schemas.microsoft.com/office/drawing/2015/9/8/chartex" xmlns:cx2="http://schemas.microsoft.com/office/drawing/2015/10/21/chartex" xmlns:cx3="http://schemas.microsoft.com/office/drawing/2016/5/9/chartex" xmlns:cx4="http://schemas.microsoft.com/office/drawing/2016/5/10/chartex" xmlns:cx5="http://schemas.microsoft.com/office/drawing/2016/5/11/chartex" xmlns:cx6="http://schemas.microsoft.com/office/drawing/2016/5/12/chartex" xmlns:cx7="http://schemas.microsoft.com/office/drawing/2016/5/13/chartex" xmlns:cx8="http://schemas.microsoft.com/office/drawing/2016/5/14/chartex" xmlns:mc="http://schemas.openxmlformats.org/markup-compatibility/2006" xmlns:aink="http://schemas.microsoft.com/office/drawing/2016/ink" xmlns:am3d="http://schemas.microsoft.com/office/drawing/2017/model3d" xmlns:o="urn:schemas-microsoft-com:office:office" xmlns:oel="http://schemas.microsoft.com/office/2019/extlst" xmlns:r="http://schemas.openxmlformats.org/officeDocument/2006/relationships" xmlns:m="http://schemas.openxmlformats.org/officeDocument/2006/math" xmlns:v="urn:schemas-microsoft-com:vml" xmlns:wp14="http://schemas.microsoft.com/office/word/2010/wordprocessingDrawing" xmlns:wp="http://schemas.openxmlformats.org/drawingml/2006/wordprocessingDrawing" xmlns:w10="urn:schemas-microsoft-com:office:word" xmlns:w="http://schemas.openxmlformats.org/wordprocessingml/2006/main" xmlns:w14="http://schemas.microsoft.com/office/word/2010/wordml" xmlns:w15="http://schemas.microsoft.com/office/word/2012/wordml" xmlns:w16cex="http://schemas.microsoft.com/office/word/2018/wordml/cex" xmlns:w16cid="http://schemas.microsoft.com/office/word/2016/wordml/cid" xmlns:w16="http://schemas.microsoft.com/office/word/2018/wordml" xmlns:w16du="http://schemas.microsoft.com/office/word/2023/wordml/word16du" xmlns:w16sdtdh="http://schemas.microsoft.com/office/word/2020/wordml/sdtdatahash" xmlns:w16se="http://schemas.microsoft.com/office/word/2015/wordml/symex" xmlns:wpg="http://schemas.microsoft.com/office/word/2010/wordprocessingGroup" xmlns:wpi="http://schemas.microsoft.com/office/word/2010/wordprocessingInk" xmlns:wne="http://schemas.microsoft.com/office/word/2006/wordml" xmlns:wps="http://schemas.microsoft.com/office/word/2010/wordprocessingShape" mc:Ignorable="w14 w15 w16se w16cid w16 w16cex w16sdtdh w16du wp14">
+<w:document xmlns:wpc="http://schemas.microsoft.com/office/word/2010/wordprocessingCanvas" xmlns:cx="http://schemas.microsoft.com/office/drawing/2014/chartex" xmlns:cx1="http://schemas.microsoft.com/office/drawing/2015/9/8/chartex" xmlns:cx2="http://schemas.microsoft.com/office/drawing/2015/10/21/chartex" xmlns:cx3="http://schemas.microsoft.com/office/drawing/2016/5/9/chartex" xmlns:cx4="http://schemas.microsoft.com/office/drawing/2016/5/10/chartex" xmlns:cx5="http://schemas.microsoft.com/office/drawing/2016/5/11/chartex" xmlns:cx6="http://schemas.microsoft.com/office/drawing/2016/5/12/chartex" xmlns:cx7="http://schemas.microsoft.com/office/drawing/2016/5/13/chartex" xmlns:cx8="http://schemas.microsoft.com/office/drawing/2016/5/14/chartex" xmlns:mc="http://schemas.openxmlformats.org/markup-compatibility/2006" xmlns:aink="http://schemas.microsoft.com/office/drawing/2016/ink" xmlns:am3d="http://schemas.microsoft.com/office/drawing/2017/model3d" xmlns:o="urn:schemas-microsoft-com:office:office" xmlns:oel="http://schemas.microsoft.com/office/2019/extlst" xmlns:r="http://schemas.openxmlformats.org/officeDocument/2006/relationships" xmlns:m="http://schemas.openxmlformats.org/officeDocument/2006/math" xmlns:v="urn:schemas-microsoft-com:vml" xmlns:wp14="http://schemas.microsoft.com/office/word/2010/wordprocessingDrawing" xmlns:wp="http://schemas.openxmlformats.org/drawingml/2006/wordprocessingDrawing" xmlns:w10="urn:schemas-microsoft-com:office:word" xmlns:w="http://schemas.openxmlformats.org/wordprocessingml/2006/main" xmlns:w14="http://schemas.microsoft.com/office/word/2010/wordml" xmlns:w15="http://schemas.microsoft.com/office/word/2012/wordml" xmlns:w16cex="http://schemas.microsoft.com/office/word/2018/wordml/cex" xmlns:w16cid="http://schemas.microsoft.com/office/word/2016/wordml/cid" xmlns:w16="http://schemas.microsoft.com/office/word/2018/wordml" xmlns:w16du="http://schemas.microsoft.com/office/word/2023/wordml/word16du" xmlns:w16sdtdh="http://schemas.microsoft.com/office/word/2020/wordml/sdtdatahash" xmlns:w16sdtfl="http://schemas.microsoft.com/office/word/2024/wordml/sdtformatlock" xmlns:w16se="http://schemas.microsoft.com/office/word/2015/wordml/symex" xmlns:wpg="http://schemas.microsoft.com/office/word/2010/wordprocessingGroup" xmlns:wpi="http://schemas.microsoft.com/office/word/2010/wordprocessingInk" xmlns:wne="http://schemas.microsoft.com/office/word/2006/wordml" xmlns:wps="http://schemas.microsoft.com/office/word/2010/wordprocessingShape" mc:Ignorable="w14 w15 w16se w16cid w16 w16cex w16sdtdh w16sdtfl w16du wp14">
   <w:body>
     <w:p>
       <w:pPr>
@@ -39,7 +39,7 @@
         <w:rPr>
           <w:lang w:val="en"/>
         </w:rPr>
-        <w:t>The TOS form lets you change the HTML for your TOS.  A SAMPLE TOS is included here.</w:t>
+        <w:t>The TOS form lets you change the HTML for your TOS.  A SAMPLE TOS is included.</w:t>
       </w:r>
       <w:r>
         <w:rPr>
@@ -55,78 +55,26 @@
         </w:rPr>
       </w:pPr>
       <w:r>
-        <w:rPr>
-          <w:lang w:val="en"/>
-        </w:rPr>
-        <w:t>Feel free to delete it or change it as you see fit.</w:t>
+        <w:t xml:space="preserve">If you use </w:t>
+      </w:r>
+      <w:r>
+        <w:t>[GRIDNAME]</w:t>
+      </w:r>
+      <w:r>
+        <w:t xml:space="preserve"> in the TOS, then it will be replaced with your Grid Name.</w:t>
       </w:r>
     </w:p>
     <w:p>
       <w:pPr>
         <w:rPr>
-          <w:rFonts w:ascii="Verdana" w:hAnsi="Verdana" w:cs="Verdana"/>
-          <w:lang w:val="en"/>
-        </w:rPr>
-      </w:pPr>
-      <w:r>
-        <w:rPr>
-          <w:noProof/>
-        </w:rPr>
-        <w:drawing>
-          <wp:inline distT="0" distB="0" distL="0" distR="0" wp14:anchorId="1E25F61C" wp14:editId="483C3382">
-            <wp:extent cx="6088364" cy="5245100"/>
-            <wp:effectExtent l="0" t="0" r="0" b="0"/>
-            <wp:docPr id="2" name="Picture 2" descr="Graphical user interface, text, application, email&#10;&#10;Description automatically generated"/>
-            <wp:cNvGraphicFramePr>
-              <a:graphicFrameLocks xmlns:a="http://schemas.openxmlformats.org/drawingml/2006/main" noChangeAspect="1"/>
-            </wp:cNvGraphicFramePr>
-            <a:graphic xmlns:a="http://schemas.openxmlformats.org/drawingml/2006/main">
-              <a:graphicData uri="http://schemas.openxmlformats.org/drawingml/2006/picture">
-                <pic:pic xmlns:pic="http://schemas.openxmlformats.org/drawingml/2006/picture">
-                  <pic:nvPicPr>
-                    <pic:cNvPr id="2" name="Picture 2" descr="Graphical user interface, text, application, email&#10;&#10;Description automatically generated"/>
-                    <pic:cNvPicPr>
-                      <a:picLocks noChangeAspect="1" noChangeArrowheads="1"/>
-                    </pic:cNvPicPr>
-                  </pic:nvPicPr>
-                  <pic:blipFill>
-                    <a:blip r:embed="rId4">
-                      <a:extLst>
-                        <a:ext uri="{28A0092B-C50C-407E-A947-70E740481C1C}">
-                          <a14:useLocalDpi xmlns:a14="http://schemas.microsoft.com/office/drawing/2010/main" val="0"/>
-                        </a:ext>
-                      </a:extLst>
-                    </a:blip>
-                    <a:srcRect/>
-                    <a:stretch>
-                      <a:fillRect/>
-                    </a:stretch>
-                  </pic:blipFill>
-                  <pic:spPr bwMode="auto">
-                    <a:xfrm>
-                      <a:off x="0" y="0"/>
-                      <a:ext cx="6095097" cy="5250900"/>
-                    </a:xfrm>
-                    <a:prstGeom prst="rect">
-                      <a:avLst/>
-                    </a:prstGeom>
-                    <a:noFill/>
-                    <a:ln>
-                      <a:noFill/>
-                    </a:ln>
-                  </pic:spPr>
-                </pic:pic>
-              </a:graphicData>
-            </a:graphic>
-          </wp:inline>
-        </w:drawing>
-      </w:r>
-      <w:r>
-        <w:rPr>
-          <w:rFonts w:ascii="Verdana" w:hAnsi="Verdana" w:cs="Verdana"/>
-          <w:lang w:val="en"/>
-        </w:rPr>
-        <w:t xml:space="preserve"> </w:t>
+          <w:lang w:val="en"/>
+        </w:rPr>
+      </w:pPr>
+      <w:r>
+        <w:rPr>
+          <w:lang w:val="en"/>
+        </w:rPr>
+        <w:t>Feel free to delete it or change it as you see fit.</w:t>
       </w:r>
     </w:p>
     <w:p>
@@ -141,7 +89,30 @@
           <w:rFonts w:ascii="Verdana" w:hAnsi="Verdana" w:cs="Verdana"/>
           <w:lang w:val="en"/>
         </w:rPr>
-        <w:t xml:space="preserve">If you click Require Agreement, all users will be presented with a link to the TOS when they log in. </w:t>
+        <w:t>I</w:t>
+      </w:r>
+      <w:r>
+        <w:rPr>
+          <w:rFonts w:ascii="Verdana" w:hAnsi="Verdana" w:cs="Verdana"/>
+          <w:lang w:val="en"/>
+        </w:rPr>
+        <w:t xml:space="preserve">f you click Require Agreement, all users will be presented with a link to the TOS when they log in. If they fail to click it and agree to the </w:t>
+      </w:r>
+      <w:proofErr w:type="gramStart"/>
+      <w:r>
+        <w:rPr>
+          <w:rFonts w:ascii="Verdana" w:hAnsi="Verdana" w:cs="Verdana"/>
+          <w:lang w:val="en"/>
+        </w:rPr>
+        <w:t>TOS</w:t>
+      </w:r>
+      <w:proofErr w:type="gramEnd"/>
+      <w:r>
+        <w:rPr>
+          <w:rFonts w:ascii="Verdana" w:hAnsi="Verdana" w:cs="Verdana"/>
+          <w:lang w:val="en"/>
+        </w:rPr>
+        <w:t xml:space="preserve"> they will get kicked off in 5 minutes.</w:t>
       </w:r>
     </w:p>
     <w:p>
@@ -156,53 +127,30 @@
           <w:rFonts w:ascii="Verdana" w:hAnsi="Verdana" w:cs="Verdana"/>
           <w:lang w:val="en"/>
         </w:rPr>
-        <w:t xml:space="preserve">If they fail to click it and agree to the </w:t>
-      </w:r>
-      <w:proofErr w:type="gramStart"/>
-      <w:r>
-        <w:rPr>
-          <w:rFonts w:ascii="Verdana" w:hAnsi="Verdana" w:cs="Verdana"/>
-          <w:lang w:val="en"/>
-        </w:rPr>
-        <w:t>TOS</w:t>
-      </w:r>
-      <w:proofErr w:type="gramEnd"/>
-      <w:r>
-        <w:rPr>
-          <w:rFonts w:ascii="Verdana" w:hAnsi="Verdana" w:cs="Verdana"/>
-          <w:lang w:val="en"/>
-        </w:rPr>
-        <w:t xml:space="preserve"> they will get kicked off in 5 minutes.</w:t>
+        <w:br w:type="column"/>
       </w:r>
     </w:p>
     <w:p>
       <w:pPr>
-        <w:rPr>
-          <w:rFonts w:ascii="Verdana" w:hAnsi="Verdana" w:cs="Verdana"/>
-          <w:lang w:val="en"/>
-        </w:rPr>
-      </w:pPr>
-      <w:r>
-        <w:rPr>
-          <w:rFonts w:ascii="Verdana" w:hAnsi="Verdana" w:cs="Verdana"/>
-          <w:lang w:val="en"/>
-        </w:rPr>
-        <w:br w:type="column"/>
+        <w:pStyle w:val="Heading2"/>
+        <w:rPr>
+          <w:lang w:val="en"/>
+        </w:rPr>
+      </w:pPr>
+      <w:r>
+        <w:rPr>
+          <w:lang w:val="en"/>
+        </w:rPr>
+        <w:t>Macros</w:t>
       </w:r>
     </w:p>
     <w:p>
       <w:pPr>
-        <w:pStyle w:val="Heading2"/>
-        <w:rPr>
-          <w:lang w:val="en"/>
-        </w:rPr>
-      </w:pPr>
-      <w:r>
-        <w:rPr>
-          <w:lang w:val="en"/>
-        </w:rPr>
-        <w:t>Macros</w:t>
-      </w:r>
+        <w:rPr>
+          <w:rFonts w:ascii="Verdana" w:hAnsi="Verdana" w:cs="Verdana"/>
+          <w:lang w:val="en"/>
+        </w:rPr>
+      </w:pPr>
     </w:p>
     <w:p>
       <w:pPr>
@@ -211,6 +159,13 @@
           <w:lang w:val="en"/>
         </w:rPr>
       </w:pPr>
+      <w:r>
+        <w:rPr>
+          <w:rFonts w:ascii="Verdana" w:hAnsi="Verdana" w:cs="Verdana"/>
+          <w:lang w:val="en"/>
+        </w:rPr>
+        <w:t>[GRIDNAME] is a macro for the Friendly name found in the Web page setup. It gets replaced by your gird name.</w:t>
+      </w:r>
     </w:p>
     <w:p>
       <w:pPr>
@@ -224,22 +179,42 @@
           <w:rFonts w:ascii="Verdana" w:hAnsi="Verdana" w:cs="Verdana"/>
           <w:lang w:val="en"/>
         </w:rPr>
-        <w:t>[GRIDNAME] is a macro for the Friendly name found in the Web page setup. It gets replaced by your gird name.</w:t>
+        <w:t>There are several macros used only in the Diva Wifi web pages.</w:t>
       </w:r>
     </w:p>
     <w:p>
       <w:pPr>
         <w:rPr>
-          <w:rFonts w:ascii="Verdana" w:hAnsi="Verdana" w:cs="Verdana"/>
-          <w:lang w:val="en"/>
-        </w:rPr>
-      </w:pPr>
-      <w:r>
-        <w:rPr>
-          <w:rFonts w:ascii="Verdana" w:hAnsi="Verdana" w:cs="Verdana"/>
-          <w:lang w:val="en"/>
-        </w:rPr>
-        <w:t>There are several macros used only in the Diva Wifi web pages.</w:t>
+          <w:lang w:val="en"/>
+        </w:rPr>
+      </w:pPr>
+      <w:r>
+        <w:rPr>
+          <w:b/>
+          <w:bCs/>
+          <w:lang w:val="en"/>
+        </w:rPr>
+        <w:t xml:space="preserve">#includes </w:t>
+      </w:r>
+      <w:r>
+        <w:rPr>
+          <w:lang w:val="en"/>
+        </w:rPr>
+        <w:t xml:space="preserve">There are several include directives that bring in the rest of the web site.   Diva uses a series of </w:t>
+      </w:r>
+      <w:proofErr w:type="gramStart"/>
+      <w:r>
+        <w:rPr>
+          <w:lang w:val="en"/>
+        </w:rPr>
+        <w:t>&lt;!--</w:t>
+      </w:r>
+      <w:proofErr w:type="gramEnd"/>
+      <w:r>
+        <w:rPr>
+          <w:lang w:val="en"/>
+        </w:rPr>
+        <w:t xml:space="preserve">#include file=header.html --&gt; statements to bring in files from the other folder set in Opensim\WifiPages.  Includes in those files then bring in increasingly of the web pages from Opensim\Bin\Wifipages. </w:t>
       </w:r>
     </w:p>
     <w:p>
@@ -254,27 +229,31 @@
           <w:bCs/>
           <w:lang w:val="en"/>
         </w:rPr>
-        <w:t xml:space="preserve">#includes </w:t>
-      </w:r>
-      <w:r>
-        <w:rPr>
-          <w:lang w:val="en"/>
-        </w:rPr>
-        <w:t xml:space="preserve">There are several include directives that bring in the rest of the web site.   Diva uses a series of </w:t>
+        <w:t>#</w:t>
       </w:r>
       <w:proofErr w:type="gramStart"/>
       <w:r>
         <w:rPr>
-          <w:lang w:val="en"/>
-        </w:rPr>
-        <w:t>&lt;!--</w:t>
+          <w:b/>
+          <w:bCs/>
+          <w:lang w:val="en"/>
+        </w:rPr>
+        <w:t>get</w:t>
       </w:r>
       <w:proofErr w:type="gramEnd"/>
       <w:r>
         <w:rPr>
-          <w:lang w:val="en"/>
-        </w:rPr>
-        <w:t xml:space="preserve">#include file=header.html --&gt; statements to bring in files from the other folder set in Opensim\WifiPages.  Includes in those files then bring in increasingly of the web pages from Opensim\Bin\Wifipages. </w:t>
+          <w:b/>
+          <w:bCs/>
+          <w:lang w:val="en"/>
+        </w:rPr>
+        <w:t xml:space="preserve"> </w:t>
+      </w:r>
+      <w:r>
+        <w:rPr>
+          <w:lang w:val="en"/>
+        </w:rPr>
+        <w:t>There are several statements that are replaced by server data:</w:t>
       </w:r>
     </w:p>
     <w:p>
@@ -289,13 +268,25 @@
           <w:bCs/>
           <w:lang w:val="en"/>
         </w:rPr>
-        <w:t>#</w:t>
+        <w:t xml:space="preserve">Users in World: </w:t>
       </w:r>
       <w:proofErr w:type="gramStart"/>
       <w:r>
         <w:rPr>
-          <w:b/>
-          <w:bCs/>
+          <w:lang w:val="en"/>
+        </w:rPr>
+        <w:t>&lt;!--</w:t>
+      </w:r>
+      <w:proofErr w:type="gramEnd"/>
+      <w:r>
+        <w:rPr>
+          <w:lang w:val="en"/>
+        </w:rPr>
+        <w:t xml:space="preserve"> #</w:t>
+      </w:r>
+      <w:proofErr w:type="gramStart"/>
+      <w:r>
+        <w:rPr>
           <w:lang w:val="en"/>
         </w:rPr>
         <w:t>get</w:t>
@@ -303,46 +294,9 @@
       <w:proofErr w:type="gramEnd"/>
       <w:r>
         <w:rPr>
-          <w:b/>
-          <w:bCs/>
-          <w:lang w:val="en"/>
-        </w:rPr>
-        <w:t xml:space="preserve"> </w:t>
-      </w:r>
-      <w:r>
-        <w:rPr>
-          <w:lang w:val="en"/>
-        </w:rPr>
-        <w:t>There are several statements that are replaced by server data:</w:t>
-      </w:r>
-    </w:p>
-    <w:p>
-      <w:pPr>
-        <w:rPr>
-          <w:lang w:val="en"/>
-        </w:rPr>
-      </w:pPr>
-      <w:r>
-        <w:rPr>
-          <w:b/>
-          <w:bCs/>
-          <w:lang w:val="en"/>
-        </w:rPr>
-        <w:t xml:space="preserve">Users in World: </w:t>
-      </w:r>
-      <w:proofErr w:type="gramStart"/>
-      <w:r>
-        <w:rPr>
-          <w:lang w:val="en"/>
-        </w:rPr>
-        <w:t>&lt;!--</w:t>
-      </w:r>
-      <w:proofErr w:type="gramEnd"/>
-      <w:r>
-        <w:rPr>
-          <w:lang w:val="en"/>
-        </w:rPr>
-        <w:t xml:space="preserve"> #get var=UsersInworld --&gt;</w:t>
+          <w:lang w:val="en"/>
+        </w:rPr>
+        <w:t xml:space="preserve"> var=UsersInworld --&gt;</w:t>
       </w:r>
     </w:p>
     <w:p>
@@ -522,7 +476,7 @@
 </file>
 
 <file path=word/styles.xml><?xml version="1.0" encoding="utf-8"?>
-<w:styles xmlns:mc="http://schemas.openxmlformats.org/markup-compatibility/2006" xmlns:r="http://schemas.openxmlformats.org/officeDocument/2006/relationships" xmlns:w="http://schemas.openxmlformats.org/wordprocessingml/2006/main" xmlns:w14="http://schemas.microsoft.com/office/word/2010/wordml" xmlns:w15="http://schemas.microsoft.com/office/word/2012/wordml" xmlns:w16cex="http://schemas.microsoft.com/office/word/2018/wordml/cex" xmlns:w16cid="http://schemas.microsoft.com/office/word/2016/wordml/cid" xmlns:w16="http://schemas.microsoft.com/office/word/2018/wordml" xmlns:w16du="http://schemas.microsoft.com/office/word/2023/wordml/word16du" xmlns:w16sdtdh="http://schemas.microsoft.com/office/word/2020/wordml/sdtdatahash" xmlns:w16se="http://schemas.microsoft.com/office/word/2015/wordml/symex" mc:Ignorable="w14 w15 w16se w16cid w16 w16cex w16sdtdh w16du">
+<w:styles xmlns:mc="http://schemas.openxmlformats.org/markup-compatibility/2006" xmlns:r="http://schemas.openxmlformats.org/officeDocument/2006/relationships" xmlns:w="http://schemas.openxmlformats.org/wordprocessingml/2006/main" xmlns:w14="http://schemas.microsoft.com/office/word/2010/wordml" xmlns:w15="http://schemas.microsoft.com/office/word/2012/wordml" xmlns:w16cex="http://schemas.microsoft.com/office/word/2018/wordml/cex" xmlns:w16cid="http://schemas.microsoft.com/office/word/2016/wordml/cid" xmlns:w16="http://schemas.microsoft.com/office/word/2018/wordml" xmlns:w16du="http://schemas.microsoft.com/office/word/2023/wordml/word16du" xmlns:w16sdtdh="http://schemas.microsoft.com/office/word/2020/wordml/sdtdatahash" xmlns:w16sdtfl="http://schemas.microsoft.com/office/word/2024/wordml/sdtformatlock" xmlns:w16se="http://schemas.microsoft.com/office/word/2015/wordml/symex" mc:Ignorable="w14 w15 w16se w16cid w16 w16cex w16sdtdh w16sdtfl w16du">
   <w:docDefaults>
     <w:rPrDefault>
       <w:rPr>
@@ -1130,7 +1084,6 @@
   <w:style w:type="character" w:default="1" w:styleId="DefaultParagraphFont">
     <w:name w:val="Default Paragraph Font"/>
     <w:uiPriority w:val="1"/>
-    <w:semiHidden/>
     <w:unhideWhenUsed/>
   </w:style>
   <w:style w:type="table" w:default="1" w:styleId="TableNormal">
